--- a/pr-preview/pr-314/linear-algebra-vectors-tracked-changes.docx
+++ b/pr-preview/pr-314/linear-algebra-vectors-tracked-changes.docx
@@ -16,7 +16,7 @@
       </w:pPr>
       <w:del w:id="1" w:author="PR Preview" w:date="2026-01-01T00:00:00Z">
         <w:r>
-          <w:delText xml:space="preserve">Last modified: 2026-10-15 13:39:21 (PDT)</w:delText>
+          <w:delText xml:space="preserve">Last modified: 2026-10-15 16:26:25 (PDT)</w:delText>
         </w:r>
       </w:del>
     </w:p>
@@ -26,11 +26,11 @@
       </w:pPr>
       <w:ins w:id="2" w:author="PR Preview" w:date="2026-01-01T00:00:00Z">
         <w:r>
-          <w:t xml:space="preserve">Last modified: 2026-10-15 13:35:37 (PDT)</w:t>
+          <w:t xml:space="preserve">Last modified: 2026-10-15 17:50:35 (PDT)</w:t>
         </w:r>
       </w:ins>
     </w:p>
-    <w:bookmarkStart w:id="89" w:name="vectors"/>
+    <w:bookmarkStart w:id="92" w:name="vectors"/>
     <w:p>
       <w:pPr>
         <w:pStyle w:val="Heading2"/>
@@ -1690,7 +1690,7 @@
           <w:b/>
           <w:bCs/>
         </w:rPr>
-        <w:t xml:space="preserve">Definition 4 (Real-valued (scalar-valued) and vector-valued functions)</w:t>
+        <w:t xml:space="preserve">Definition 4 (Real-valued (scalar-valued) function)</w:t>
       </w:r>
       <w:r>
         <w:t xml:space="preserve"> </w:t>
@@ -1797,6 +1797,20 @@
       <w:r>
         <w:t xml:space="preserve">).</w:t>
       </w:r>
+    </w:p>
+    <w:bookmarkEnd w:id="20"/>
+    <w:bookmarkStart w:id="21" w:name="def-vector-valued"/>
+    <w:p>
+      <w:pPr>
+        <w:pStyle w:val="BodyText"/>
+      </w:pPr>
+      <w:r>
+        <w:rPr>
+          <w:b/>
+          <w:bCs/>
+        </w:rPr>
+        <w:t xml:space="preserve">Definition 5 (Vector-valued function)</w:t>
+      </w:r>
       <w:r>
         <w:t xml:space="preserve"> </w:t>
       </w:r>
@@ -1882,8 +1896,8 @@
         <w:t xml:space="preserve">.</w:t>
       </w:r>
     </w:p>
-    <w:bookmarkEnd w:id="20"/>
-    <w:bookmarkStart w:id="21" w:name="exm-real-vector-valued"/>
+    <w:bookmarkEnd w:id="21"/>
+    <w:bookmarkStart w:id="22" w:name="exm-real-vector-valued"/>
     <w:p>
       <w:pPr>
         <w:pStyle w:val="BodyText"/>
@@ -2412,8 +2426,8 @@
         </m:oMath>
       </m:oMathPara>
     </w:p>
-    <w:bookmarkEnd w:id="21"/>
-    <w:bookmarkStart w:id="23" w:name="def-transpose"/>
+    <w:bookmarkEnd w:id="22"/>
+    <w:bookmarkStart w:id="24" w:name="def-transpose"/>
     <w:p>
       <w:pPr>
         <w:pStyle w:val="FirstParagraph"/>
@@ -2423,7 +2437,7 @@
           <w:b/>
           <w:bCs/>
         </w:rPr>
-        <w:t xml:space="preserve">Definition 5 (Transpose)</w:t>
+        <w:t xml:space="preserve">Definition 6 (Transpose)</w:t>
       </w:r>
       <w:r>
         <w:t xml:space="preserve"> </w:t>
@@ -2477,7 +2491,7 @@
       <w:r>
         <w:t xml:space="preserve"> </w:t>
       </w:r>
-      <w:hyperlink r:id="rId22">
+      <w:hyperlink r:id="rId23">
         <w:r>
           <w:rPr>
             <w:rStyle w:val="Hyperlink"/>
@@ -2641,8 +2655,8 @@
         </m:oMath>
       </m:oMathPara>
     </w:p>
-    <w:bookmarkEnd w:id="23"/>
-    <w:bookmarkStart w:id="24" w:name="exm-transpose-column-vector"/>
+    <w:bookmarkEnd w:id="24"/>
+    <w:bookmarkStart w:id="25" w:name="exm-transpose-column-vector"/>
     <w:p>
       <w:pPr>
         <w:pStyle w:val="FirstParagraph"/>
@@ -2835,8 +2849,8 @@
         </m:oMath>
       </m:oMathPara>
     </w:p>
-    <w:bookmarkEnd w:id="24"/>
-    <w:bookmarkStart w:id="25" w:name="def-vector-addition"/>
+    <w:bookmarkEnd w:id="25"/>
+    <w:bookmarkStart w:id="26" w:name="def-vector-addition"/>
     <w:p>
       <w:pPr>
         <w:pStyle w:val="FirstParagraph"/>
@@ -2846,7 +2860,7 @@
           <w:b/>
           <w:bCs/>
         </w:rPr>
-        <w:t xml:space="preserve">Definition 6 (Vector addition)</w:t>
+        <w:t xml:space="preserve">Definition 7 (Vector addition)</w:t>
       </w:r>
       <w:r>
         <w:t xml:space="preserve"> </w:t>
@@ -3128,8 +3142,8 @@
         </m:oMath>
       </m:oMathPara>
     </w:p>
-    <w:bookmarkEnd w:id="25"/>
-    <w:bookmarkStart w:id="26" w:name="exm-vector-addition"/>
+    <w:bookmarkEnd w:id="26"/>
+    <w:bookmarkStart w:id="27" w:name="exm-vector-addition"/>
     <w:p>
       <w:pPr>
         <w:pStyle w:val="FirstParagraph"/>
@@ -3391,8 +3405,8 @@
         </m:oMath>
       </m:oMathPara>
     </w:p>
-    <w:bookmarkEnd w:id="26"/>
-    <w:bookmarkStart w:id="28" w:name="def-dot-product"/>
+    <w:bookmarkEnd w:id="27"/>
+    <w:bookmarkStart w:id="29" w:name="def-dot-product"/>
     <w:p>
       <w:pPr>
         <w:pStyle w:val="FirstParagraph"/>
@@ -3402,7 +3416,7 @@
           <w:b/>
           <w:bCs/>
         </w:rPr>
-        <w:t xml:space="preserve">Definition 7 (Dot product)</w:t>
+        <w:t xml:space="preserve">Definition 8 (Dot product)</w:t>
       </w:r>
       <w:r>
         <w:t xml:space="preserve"> </w:t>
@@ -3652,7 +3666,7 @@
       <w:pPr>
         <w:pStyle w:val="BodyText"/>
       </w:pPr>
-      <w:bookmarkStart w:id="27" w:name="eq-inner-product"/>
+      <w:bookmarkStart w:id="28" w:name="eq-inner-product"/>
       <m:oMathPara>
         <m:oMathParaPr>
           <m:jc m:val="center"/>
@@ -3814,9 +3828,9 @@
           </m:r>
         </m:oMath>
       </m:oMathPara>
-      <w:bookmarkEnd w:id="27"/>
+      <w:bookmarkEnd w:id="28"/>
     </w:p>
-    <w:bookmarkEnd w:id="28"/>
+    <w:bookmarkEnd w:id="29"/>
     <w:p>
       <w:pPr>
         <w:pStyle w:val="FirstParagraph"/>
@@ -3863,7 +3877,7 @@
           <w:numId w:val="1003"/>
         </w:numPr>
       </w:pPr>
-      <w:hyperlink r:id="rId29">
+      <w:hyperlink r:id="rId30">
         <w:r>
           <w:rPr>
             <w:rStyle w:val="Hyperlink"/>
@@ -3888,7 +3902,7 @@
       <w:r>
         <w:t xml:space="preserve"> </w:t>
       </w:r>
-      <w:hyperlink r:id="rId30">
+      <w:hyperlink r:id="rId31">
         <w:r>
           <w:rPr>
             <w:rStyle w:val="Hyperlink"/>
@@ -3903,7 +3917,7 @@
         <w:t xml:space="preserve">for more.</w:t>
       </w:r>
     </w:p>
-    <w:bookmarkStart w:id="31" w:name="exm-dot-product"/>
+    <w:bookmarkStart w:id="32" w:name="exm-dot-product"/>
     <w:p>
       <w:pPr>
         <w:pStyle w:val="BodyText"/>
@@ -4223,8 +4237,8 @@
         </m:oMath>
       </m:oMathPara>
     </w:p>
-    <w:bookmarkEnd w:id="31"/>
-    <w:bookmarkStart w:id="32" w:name="def-linear-combination"/>
+    <w:bookmarkEnd w:id="32"/>
+    <w:bookmarkStart w:id="33" w:name="def-linear-combination"/>
     <w:p>
       <w:pPr>
         <w:pStyle w:val="FirstParagraph"/>
@@ -4234,7 +4248,7 @@
           <w:b/>
           <w:bCs/>
         </w:rPr>
-        <w:t xml:space="preserve">Definition 8 (Linear combination)</w:t>
+        <w:t xml:space="preserve">Definition 9 (Linear combination)</w:t>
       </w:r>
       <w:r>
         <w:t xml:space="preserve"> </w:t>
@@ -4309,17 +4323,7 @@
         <w:t xml:space="preserve"> </w:t>
       </w:r>
       <w:r>
-        <w:t xml:space="preserve">with</w:t>
-      </w:r>
-      <w:r>
-        <w:t xml:space="preserve"> </w:t>
-      </w:r>
-      <w:r>
-        <w:rPr>
-          <w:b/>
-          <w:bCs/>
-        </w:rPr>
-        <w:t xml:space="preserve">coefficients</w:t>
+        <w:t xml:space="preserve">with coefficients</w:t>
       </w:r>
       <w:r>
         <w:t xml:space="preserve"> </w:t>
@@ -4368,6 +4372,23 @@
           </m:sub>
         </m:sSub>
       </m:oMath>
+      <w:r>
+        <w:t xml:space="preserve"> </w:t>
+      </w:r>
+      <w:r>
+        <w:t xml:space="preserve">(</w:t>
+      </w:r>
+      <w:hyperlink w:anchor="def-lincom-coefficient">
+        <w:r>
+          <w:rPr>
+            <w:rStyle w:val="Hyperlink"/>
+          </w:rPr>
+          <w:t xml:space="preserve">Definition 10</w:t>
+        </w:r>
+      </w:hyperlink>
+      <w:r>
+        <w:t xml:space="preserve">)</w:t>
+      </w:r>
       <w:r>
         <w:t xml:space="preserve"> </w:t>
       </w:r>
@@ -4768,8 +4789,8 @@
         <w:t xml:space="preserve">with the same coefficients.</w:t>
       </w:r>
     </w:p>
-    <w:bookmarkEnd w:id="32"/>
-    <w:bookmarkStart w:id="33" w:name="exm-linear-combination-vectors"/>
+    <w:bookmarkEnd w:id="33"/>
+    <w:bookmarkStart w:id="34" w:name="def-lincom-coefficient"/>
     <w:p>
       <w:pPr>
         <w:pStyle w:val="BodyText"/>
@@ -4779,7 +4800,309 @@
           <w:b/>
           <w:bCs/>
         </w:rPr>
-        <w:t xml:space="preserve">Example 6 (A linear combination of two vectors)</w:t>
+        <w:t xml:space="preserve">Definition 10 (Coefficients of a linear combination)</w:t>
+      </w:r>
+      <w:r>
+        <w:t xml:space="preserve"> </w:t>
+      </w:r>
+      <w:r>
+        <w:t xml:space="preserve">The numbers</w:t>
+      </w:r>
+      <w:r>
+        <w:t xml:space="preserve"> </w:t>
+      </w:r>
+      <m:oMath>
+        <m:sSub>
+          <m:e>
+            <m:r>
+              <m:t>c</m:t>
+            </m:r>
+          </m:e>
+          <m:sub>
+            <m:r>
+              <m:t>1</m:t>
+            </m:r>
+          </m:sub>
+        </m:sSub>
+        <m:r>
+          <m:rPr>
+            <m:sty m:val="p"/>
+          </m:rPr>
+          <m:t>,</m:t>
+        </m:r>
+        <m:r>
+          <m:rPr>
+            <m:sty m:val="p"/>
+          </m:rPr>
+          <m:t>…</m:t>
+        </m:r>
+        <m:r>
+          <m:rPr>
+            <m:sty m:val="p"/>
+          </m:rPr>
+          <m:t>,</m:t>
+        </m:r>
+        <m:sSub>
+          <m:e>
+            <m:r>
+              <m:t>c</m:t>
+            </m:r>
+          </m:e>
+          <m:sub>
+            <m:r>
+              <m:t>k</m:t>
+            </m:r>
+          </m:sub>
+        </m:sSub>
+      </m:oMath>
+      <w:r>
+        <w:t xml:space="preserve"> </w:t>
+      </w:r>
+      <w:r>
+        <w:t xml:space="preserve">in a linear combination (</w:t>
+      </w:r>
+      <w:hyperlink w:anchor="def-linear-combination">
+        <w:r>
+          <w:rPr>
+            <w:rStyle w:val="Hyperlink"/>
+          </w:rPr>
+          <w:t xml:space="preserve">Definition 9</w:t>
+        </w:r>
+      </w:hyperlink>
+      <w:r>
+        <w:t xml:space="preserve">)</w:t>
+      </w:r>
+      <w:r>
+        <w:t xml:space="preserve"> </w:t>
+      </w:r>
+      <m:oMath>
+        <m:nary>
+          <m:naryPr>
+            <m:chr m:val="∑"/>
+            <m:limLoc m:val="undOvr"/>
+            <m:subHide m:val="off"/>
+            <m:supHide m:val="off"/>
+          </m:naryPr>
+          <m:sub>
+            <m:r>
+              <m:t>i</m:t>
+            </m:r>
+            <m:r>
+              <m:rPr>
+                <m:sty m:val="p"/>
+              </m:rPr>
+              <m:t>=</m:t>
+            </m:r>
+            <m:r>
+              <m:t>1</m:t>
+            </m:r>
+          </m:sub>
+          <m:sup>
+            <m:r>
+              <m:t>k</m:t>
+            </m:r>
+          </m:sup>
+          <m:e>
+            <m:sSub>
+              <m:e>
+                <m:r>
+                  <m:t>c</m:t>
+                </m:r>
+              </m:e>
+              <m:sub>
+                <m:r>
+                  <m:t>i</m:t>
+                </m:r>
+              </m:sub>
+            </m:sSub>
+          </m:e>
+        </m:nary>
+        <m:sSub>
+          <m:e>
+            <m:r>
+              <m:t>a</m:t>
+            </m:r>
+          </m:e>
+          <m:sub>
+            <m:r>
+              <m:t>i</m:t>
+            </m:r>
+          </m:sub>
+        </m:sSub>
+      </m:oMath>
+      <w:r>
+        <w:t xml:space="preserve"> </w:t>
+      </w:r>
+      <w:r>
+        <w:t xml:space="preserve">are its</w:t>
+      </w:r>
+      <w:r>
+        <w:t xml:space="preserve"> </w:t>
+      </w:r>
+      <w:r>
+        <w:rPr>
+          <w:b/>
+          <w:bCs/>
+        </w:rPr>
+        <w:t xml:space="preserve">coefficients</w:t>
+      </w:r>
+      <w:r>
+        <w:t xml:space="preserve">.</w:t>
+      </w:r>
+    </w:p>
+    <w:bookmarkEnd w:id="34"/>
+    <w:bookmarkStart w:id="35" w:name="exm-lincom-coefficient"/>
+    <w:p>
+      <w:pPr>
+        <w:pStyle w:val="BodyText"/>
+      </w:pPr>
+      <w:r>
+        <w:rPr>
+          <w:b/>
+          <w:bCs/>
+        </w:rPr>
+        <w:t xml:space="preserve">Example 6 (Coefficients of a linear combination of numbers)</w:t>
+      </w:r>
+      <w:r>
+        <w:t xml:space="preserve"> </w:t>
+      </w:r>
+      <w:r>
+        <w:t xml:space="preserve">The linear combination of the numbers</w:t>
+      </w:r>
+      <w:r>
+        <w:t xml:space="preserve"> </w:t>
+      </w:r>
+      <m:oMath>
+        <m:r>
+          <m:t>4</m:t>
+        </m:r>
+      </m:oMath>
+      <w:r>
+        <w:t xml:space="preserve"> </w:t>
+      </w:r>
+      <w:r>
+        <w:t xml:space="preserve">and</w:t>
+      </w:r>
+      <w:r>
+        <w:t xml:space="preserve"> </w:t>
+      </w:r>
+      <m:oMath>
+        <m:r>
+          <m:t>5</m:t>
+        </m:r>
+      </m:oMath>
+      <w:r>
+        <w:t xml:space="preserve"> </w:t>
+      </w:r>
+      <w:r>
+        <w:t xml:space="preserve">with coefficients</w:t>
+      </w:r>
+      <w:r>
+        <w:t xml:space="preserve"> </w:t>
+      </w:r>
+      <m:oMath>
+        <m:r>
+          <m:t>2</m:t>
+        </m:r>
+      </m:oMath>
+      <w:r>
+        <w:t xml:space="preserve"> </w:t>
+      </w:r>
+      <w:r>
+        <w:t xml:space="preserve">and</w:t>
+      </w:r>
+      <w:r>
+        <w:t xml:space="preserve"> </w:t>
+      </w:r>
+      <m:oMath>
+        <m:r>
+          <m:t>3</m:t>
+        </m:r>
+      </m:oMath>
+      <w:r>
+        <w:t xml:space="preserve"> </w:t>
+      </w:r>
+      <w:r>
+        <w:t xml:space="preserve">is</w:t>
+      </w:r>
+      <w:r>
+        <w:t xml:space="preserve"> </w:t>
+      </w:r>
+      <m:oMath>
+        <m:r>
+          <m:t>2</m:t>
+        </m:r>
+        <m:r>
+          <m:rPr>
+            <m:sty m:val="p"/>
+          </m:rPr>
+          <m:t>⋅</m:t>
+        </m:r>
+        <m:r>
+          <m:t>4</m:t>
+        </m:r>
+        <m:r>
+          <m:rPr>
+            <m:sty m:val="p"/>
+          </m:rPr>
+          <m:t>+</m:t>
+        </m:r>
+        <m:r>
+          <m:t>3</m:t>
+        </m:r>
+        <m:r>
+          <m:rPr>
+            <m:sty m:val="p"/>
+          </m:rPr>
+          <m:t>⋅</m:t>
+        </m:r>
+        <m:r>
+          <m:t>5</m:t>
+        </m:r>
+        <m:r>
+          <m:rPr>
+            <m:sty m:val="p"/>
+          </m:rPr>
+          <m:t>=</m:t>
+        </m:r>
+        <m:r>
+          <m:t>8</m:t>
+        </m:r>
+        <m:r>
+          <m:rPr>
+            <m:sty m:val="p"/>
+          </m:rPr>
+          <m:t>+</m:t>
+        </m:r>
+        <m:r>
+          <m:t>15</m:t>
+        </m:r>
+        <m:r>
+          <m:rPr>
+            <m:sty m:val="p"/>
+          </m:rPr>
+          <m:t>=</m:t>
+        </m:r>
+        <m:r>
+          <m:t>23</m:t>
+        </m:r>
+      </m:oMath>
+      <w:r>
+        <w:t xml:space="preserve">.</w:t>
+      </w:r>
+    </w:p>
+    <w:bookmarkEnd w:id="35"/>
+    <w:bookmarkStart w:id="36" w:name="exm-linear-combination-vectors"/>
+    <w:p>
+      <w:pPr>
+        <w:pStyle w:val="BodyText"/>
+      </w:pPr>
+      <w:r>
+        <w:rPr>
+          <w:b/>
+          <w:bCs/>
+        </w:rPr>
+        <w:t xml:space="preserve">Example 7 (A linear combination of two vectors)</w:t>
       </w:r>
       <w:r>
         <w:t xml:space="preserve"> </w:t>
@@ -5053,8 +5376,8 @@
         <w:t xml:space="preserve">.</w:t>
       </w:r>
     </w:p>
-    <w:bookmarkEnd w:id="33"/>
-    <w:bookmarkStart w:id="35" w:name="rem-dot-product-lincom"/>
+    <w:bookmarkEnd w:id="36"/>
+    <w:bookmarkStart w:id="38" w:name="rem-dot-product-lincom"/>
     <w:p>
       <w:pPr>
         <w:pStyle w:val="BodyText"/>
@@ -5114,7 +5437,7 @@
           <w:rPr>
             <w:rStyle w:val="Hyperlink"/>
           </w:rPr>
-          <w:t xml:space="preserve">Definition 8</w:t>
+          <w:t xml:space="preserve">Definition 9</w:t>
         </w:r>
       </w:hyperlink>
       <w:r>
@@ -5434,7 +5757,7 @@
       <w:r>
         <w:t xml:space="preserve">is the general notion (</w:t>
       </w:r>
-      <w:hyperlink r:id="rId34">
+      <w:hyperlink r:id="rId37">
         <w:r>
           <w:rPr>
             <w:rStyle w:val="Hyperlink"/>
@@ -5452,8 +5775,8 @@
         <w:t xml:space="preserve">of which the dot product is one example.</w:t>
       </w:r>
     </w:p>
-    <w:bookmarkEnd w:id="35"/>
-    <w:bookmarkStart w:id="36" w:name="thm-lincom-symmetric"/>
+    <w:bookmarkEnd w:id="38"/>
+    <w:bookmarkStart w:id="39" w:name="thm-lincom-symmetric"/>
     <w:p>
       <w:pPr>
         <w:pStyle w:val="BodyText"/>
@@ -5542,7 +5865,7 @@
         </m:oMath>
       </m:oMathPara>
     </w:p>
-    <w:bookmarkEnd w:id="36"/>
+    <w:bookmarkEnd w:id="39"/>
     <w:p>
       <w:pPr>
         <w:pStyle w:val="FirstParagraph"/>
@@ -5802,7 +6125,7 @@
         </m:oMath>
       </m:oMathPara>
     </w:p>
-    <w:bookmarkStart w:id="52" w:name="special-vectors"/>
+    <w:bookmarkStart w:id="55" w:name="special-vectors"/>
     <w:p>
       <w:pPr>
         <w:pStyle w:val="Heading3"/>
@@ -5811,7 +6134,7 @@
         <w:t xml:space="preserve">1.1 Special vectors</w:t>
       </w:r>
     </w:p>
-    <w:bookmarkStart w:id="37" w:name="def-zero-vector"/>
+    <w:bookmarkStart w:id="40" w:name="def-zero-vector"/>
     <w:p>
       <w:pPr>
         <w:pStyle w:val="FirstParagraph"/>
@@ -5821,7 +6144,7 @@
           <w:b/>
           <w:bCs/>
         </w:rPr>
-        <w:t xml:space="preserve">Definition 9 (Zero vector)</w:t>
+        <w:t xml:space="preserve">Definition 11 (Zero vector)</w:t>
       </w:r>
       <w:r>
         <w:t xml:space="preserve"> </w:t>
@@ -5958,8 +6281,8 @@
         </m:oMath>
       </m:oMathPara>
     </w:p>
-    <w:bookmarkEnd w:id="37"/>
-    <w:bookmarkStart w:id="39" w:name="rem-zero-vector-identity"/>
+    <w:bookmarkEnd w:id="40"/>
+    <w:bookmarkStart w:id="42" w:name="rem-zero-vector-identity"/>
     <w:p>
       <w:pPr>
         <w:pStyle w:val="FirstParagraph"/>
@@ -5988,7 +6311,7 @@
           <w:rPr>
             <w:rStyle w:val="Hyperlink"/>
           </w:rPr>
-          <w:t xml:space="preserve">Definition 6</w:t>
+          <w:t xml:space="preserve">Definition 7</w:t>
         </w:r>
       </w:hyperlink>
       <w:r>
@@ -6098,7 +6421,7 @@
       <w:r>
         <w:t xml:space="preserve"> </w:t>
       </w:r>
-      <w:hyperlink r:id="rId38">
+      <w:hyperlink r:id="rId41">
         <w:r>
           <w:rPr>
             <w:rStyle w:val="Hyperlink"/>
@@ -6299,8 +6622,8 @@
         </m:oMath>
       </m:oMathPara>
     </w:p>
-    <w:bookmarkEnd w:id="39"/>
-    <w:bookmarkStart w:id="41" w:name="def-mean"/>
+    <w:bookmarkEnd w:id="42"/>
+    <w:bookmarkStart w:id="44" w:name="def-mean"/>
     <w:p>
       <w:pPr>
         <w:pStyle w:val="FirstParagraph"/>
@@ -6310,7 +6633,7 @@
           <w:b/>
           <w:bCs/>
         </w:rPr>
-        <w:t xml:space="preserve">Definition 10 (Mean (average, sample mean))</w:t>
+        <w:t xml:space="preserve">Definition 12 (Mean (average, sample mean))</w:t>
       </w:r>
       <w:r>
         <w:t xml:space="preserve"> </w:t>
@@ -6423,7 +6746,7 @@
       <w:r>
         <w:t xml:space="preserve"> </w:t>
       </w:r>
-      <w:hyperlink r:id="rId40">
+      <w:hyperlink r:id="rId43">
         <w:r>
           <w:rPr>
             <w:rStyle w:val="Hyperlink"/>
@@ -6535,8 +6858,8 @@
         </m:oMath>
       </m:oMathPara>
     </w:p>
-    <w:bookmarkEnd w:id="41"/>
-    <w:bookmarkStart w:id="42" w:name="exm-mean"/>
+    <w:bookmarkEnd w:id="44"/>
+    <w:bookmarkStart w:id="45" w:name="exm-mean"/>
     <w:p>
       <w:pPr>
         <w:pStyle w:val="FirstParagraph"/>
@@ -6546,7 +6869,7 @@
           <w:b/>
           <w:bCs/>
         </w:rPr>
-        <w:t xml:space="preserve">Example 7 (The mean of three numbers)</w:t>
+        <w:t xml:space="preserve">Example 8 (The mean of three numbers)</w:t>
       </w:r>
       <w:r>
         <w:t xml:space="preserve"> </w:t>
@@ -6866,8 +7189,8 @@
         </m:oMath>
       </m:oMathPara>
     </w:p>
-    <w:bookmarkEnd w:id="42"/>
-    <w:bookmarkStart w:id="44" w:name="rem-mean-sample-mean"/>
+    <w:bookmarkEnd w:id="45"/>
+    <w:bookmarkStart w:id="47" w:name="rem-mean-sample-mean"/>
     <w:p>
       <w:pPr>
         <w:pStyle w:val="FirstParagraph"/>
@@ -6915,7 +7238,7 @@
       <w:r>
         <w:t xml:space="preserve"> </w:t>
       </w:r>
-      <w:hyperlink r:id="rId43">
+      <w:hyperlink r:id="rId46">
         <w:r>
           <w:rPr>
             <w:rStyle w:val="Hyperlink"/>
@@ -6927,8 +7250,8 @@
         <w:t xml:space="preserve">.</w:t>
       </w:r>
     </w:p>
-    <w:bookmarkEnd w:id="44"/>
-    <w:bookmarkStart w:id="45" w:name="def-ones-vector"/>
+    <w:bookmarkEnd w:id="47"/>
+    <w:bookmarkStart w:id="48" w:name="def-ones-vector"/>
     <w:p>
       <w:pPr>
         <w:pStyle w:val="BodyText"/>
@@ -6938,7 +7261,7 @@
           <w:b/>
           <w:bCs/>
         </w:rPr>
-        <w:t xml:space="preserve">Definition 11 (Ones vector)</w:t>
+        <w:t xml:space="preserve">Definition 13 (Ones vector)</w:t>
       </w:r>
       <w:r>
         <w:t xml:space="preserve"> </w:t>
@@ -7075,8 +7398,8 @@
         </m:oMath>
       </m:oMathPara>
     </w:p>
-    <w:bookmarkEnd w:id="45"/>
-    <w:bookmarkStart w:id="46" w:name="rem-ones-vector-sum"/>
+    <w:bookmarkEnd w:id="48"/>
+    <w:bookmarkStart w:id="49" w:name="rem-ones-vector-sum"/>
     <w:p>
       <w:pPr>
         <w:pStyle w:val="FirstParagraph"/>
@@ -7099,7 +7422,7 @@
           <w:rPr>
             <w:rStyle w:val="Hyperlink"/>
           </w:rPr>
-          <w:t xml:space="preserve">Definition 7</w:t>
+          <w:t xml:space="preserve">Definition 8</w:t>
         </w:r>
       </w:hyperlink>
       <w:r>
@@ -7583,8 +7906,8 @@
         <w:t xml:space="preserve">.</w:t>
       </w:r>
     </w:p>
-    <w:bookmarkEnd w:id="46"/>
-    <w:bookmarkStart w:id="47" w:name="def-indicator-vector"/>
+    <w:bookmarkEnd w:id="49"/>
+    <w:bookmarkStart w:id="50" w:name="def-indicator-vector"/>
     <w:p>
       <w:pPr>
         <w:pStyle w:val="BodyText"/>
@@ -7594,7 +7917,7 @@
           <w:b/>
           <w:bCs/>
         </w:rPr>
-        <w:t xml:space="preserve">Definition 12 (Indicator vector (standard basis vector))</w:t>
+        <w:t xml:space="preserve">Definition 14 (Indicator vector (standard basis vector))</w:t>
       </w:r>
       <w:r>
         <w:t xml:space="preserve"> </w:t>
@@ -7993,8 +8316,8 @@
         </m:oMath>
       </m:oMathPara>
     </w:p>
-    <w:bookmarkEnd w:id="47"/>
-    <w:bookmarkStart w:id="48" w:name="rem-indicator-vector-weighted-sums"/>
+    <w:bookmarkEnd w:id="50"/>
+    <w:bookmarkStart w:id="51" w:name="rem-indicator-vector-weighted-sums"/>
     <w:p>
       <w:pPr>
         <w:pStyle w:val="FirstParagraph"/>
@@ -8715,8 +9038,8 @@
         <w:t xml:space="preserve">of the vector.</w:t>
       </w:r>
     </w:p>
-    <w:bookmarkEnd w:id="48"/>
-    <w:bookmarkStart w:id="49" w:name="thm-indicator-selection"/>
+    <w:bookmarkEnd w:id="51"/>
+    <w:bookmarkStart w:id="52" w:name="thm-indicator-selection"/>
     <w:p>
       <w:pPr>
         <w:pStyle w:val="BodyText"/>
@@ -8888,7 +9211,7 @@
         </m:oMath>
       </m:oMathPara>
     </w:p>
-    <w:bookmarkEnd w:id="49"/>
+    <w:bookmarkEnd w:id="52"/>
     <w:p>
       <w:pPr>
         <w:pStyle w:val="FirstParagraph"/>
@@ -9320,7 +9643,7 @@
         </m:oMath>
       </m:oMathPara>
     </w:p>
-    <w:bookmarkStart w:id="50" w:name="thm-standard-basis-expansion"/>
+    <w:bookmarkStart w:id="53" w:name="thm-standard-basis-expansion"/>
     <w:p>
       <w:pPr>
         <w:pStyle w:val="FirstParagraph"/>
@@ -9392,7 +9715,7 @@
           <w:rPr>
             <w:rStyle w:val="Hyperlink"/>
           </w:rPr>
-          <w:t xml:space="preserve">Definition 8</w:t>
+          <w:t xml:space="preserve">Definition 9</w:t>
         </w:r>
       </w:hyperlink>
       <w:r>
@@ -9470,7 +9793,7 @@
           <w:rPr>
             <w:rStyle w:val="Hyperlink"/>
           </w:rPr>
-          <w:t xml:space="preserve">Definition 12</w:t>
+          <w:t xml:space="preserve">Definition 14</w:t>
         </w:r>
       </w:hyperlink>
       <w:r>
@@ -9621,7 +9944,7 @@
         </m:oMath>
       </m:oMathPara>
     </w:p>
-    <w:bookmarkEnd w:id="50"/>
+    <w:bookmarkEnd w:id="53"/>
     <w:p>
       <w:pPr>
         <w:pStyle w:val="FirstParagraph"/>
@@ -9897,7 +10220,7 @@
                   <m:nor/>
                   <m:sty m:val="p"/>
                 </m:rPr>
-                <m:t>Definition 8</m:t>
+                <m:t>Definition 9</m:t>
               </m:r>
               <m:r>
                 <m:rPr>
@@ -10086,7 +10409,7 @@
                   <m:nor/>
                   <m:sty m:val="p"/>
                 </m:rPr>
-                <m:t>Definition 12</m:t>
+                <m:t>Definition 14</m:t>
               </m:r>
               <m:r>
                 <m:rPr>
@@ -10341,7 +10664,7 @@
         </m:oMath>
       </m:oMathPara>
     </w:p>
-    <w:bookmarkStart w:id="51" w:name="exm-standard-basis-expansion"/>
+    <w:bookmarkStart w:id="54" w:name="exm-standard-basis-expansion"/>
     <w:p>
       <w:pPr>
         <w:pStyle w:val="FirstParagraph"/>
@@ -10351,7 +10674,7 @@
           <w:b/>
           <w:bCs/>
         </w:rPr>
-        <w:t xml:space="preserve">Example 8 (Expanding a vector in indicator vectors)</w:t>
+        <w:t xml:space="preserve">Example 9 (Expanding a vector in indicator vectors)</w:t>
       </w:r>
     </w:p>
     <w:p>
@@ -10690,9 +11013,9 @@
         </m:oMath>
       </m:oMathPara>
     </w:p>
-    <w:bookmarkEnd w:id="51"/>
-    <w:bookmarkEnd w:id="52"/>
-    <w:bookmarkStart w:id="88" w:name="orthogonality"/>
+    <w:bookmarkEnd w:id="54"/>
+    <w:bookmarkEnd w:id="55"/>
+    <w:bookmarkStart w:id="91" w:name="orthogonality"/>
     <w:p>
       <w:pPr>
         <w:pStyle w:val="Heading3"/>
@@ -10701,7 +11024,7 @@
         <w:t xml:space="preserve">1.2 Orthogonality</w:t>
       </w:r>
     </w:p>
-    <w:bookmarkStart w:id="53" w:name="def-orthogonal-vectors"/>
+    <w:bookmarkStart w:id="56" w:name="def-orthogonal-vectors"/>
     <w:p>
       <w:pPr>
         <w:pStyle w:val="FirstParagraph"/>
@@ -10711,7 +11034,7 @@
           <w:b/>
           <w:bCs/>
         </w:rPr>
-        <w:t xml:space="preserve">Definition 13 (Orthogonal vectors)</w:t>
+        <w:t xml:space="preserve">Definition 15 (Orthogonal vectors)</w:t>
       </w:r>
       <w:r>
         <w:t xml:space="preserve"> </w:t>
@@ -10816,7 +11139,7 @@
           <w:rPr>
             <w:rStyle w:val="Hyperlink"/>
           </w:rPr>
-          <w:t xml:space="preserve">Definition 7</w:t>
+          <w:t xml:space="preserve">Definition 8</w:t>
         </w:r>
       </w:hyperlink>
       <w:r>
@@ -10902,8 +11225,8 @@
         </m:oMath>
       </m:oMathPara>
     </w:p>
-    <w:bookmarkEnd w:id="53"/>
-    <w:bookmarkStart w:id="54" w:name="rem-orthogonal-perpendicular"/>
+    <w:bookmarkEnd w:id="56"/>
+    <w:bookmarkStart w:id="57" w:name="rem-orthogonal-perpendicular"/>
     <w:p>
       <w:pPr>
         <w:pStyle w:val="FirstParagraph"/>
@@ -11349,8 +11672,8 @@
         <w:t xml:space="preserve">.</w:t>
       </w:r>
     </w:p>
-    <w:bookmarkEnd w:id="54"/>
-    <w:bookmarkStart w:id="55" w:name="exm-not-orthogonal"/>
+    <w:bookmarkEnd w:id="57"/>
+    <w:bookmarkStart w:id="58" w:name="exm-not-orthogonal"/>
     <w:p>
       <w:pPr>
         <w:pStyle w:val="BodyText"/>
@@ -11360,7 +11683,7 @@
           <w:b/>
           <w:bCs/>
         </w:rPr>
-        <w:t xml:space="preserve">Example 9 (Vectors that are not orthogonal)</w:t>
+        <w:t xml:space="preserve">Example 10 (Vectors that are not orthogonal)</w:t>
       </w:r>
     </w:p>
     <w:p>
@@ -11584,8 +11907,8 @@
         <w:t xml:space="preserve">are not orthogonal.</w:t>
       </w:r>
     </w:p>
-    <w:bookmarkEnd w:id="55"/>
-    <w:bookmarkStart w:id="58" w:name="def-euclidean-norm"/>
+    <w:bookmarkEnd w:id="58"/>
+    <w:bookmarkStart w:id="61" w:name="def-euclidean-norm"/>
     <w:p>
       <w:pPr>
         <w:pStyle w:val="BodyText"/>
@@ -11595,7 +11918,7 @@
           <w:b/>
           <w:bCs/>
         </w:rPr>
-        <w:t xml:space="preserve">Definition 14 (Euclidean norm (length,</w:t>
+        <w:t xml:space="preserve">Definition 16 (Euclidean norm (length,</w:t>
       </w:r>
       <w:r>
         <w:rPr>
@@ -11787,7 +12110,7 @@
       <w:pPr>
         <w:pStyle w:val="BodyText"/>
       </w:pPr>
-      <w:bookmarkStart w:id="56" w:name="eq-l2-norm"/>
+      <w:bookmarkStart w:id="59" w:name="eq-l2-norm"/>
       <m:oMathPara>
         <m:oMathParaPr>
           <m:jc m:val="center"/>
@@ -11952,7 +12275,7 @@
           </m:r>
         </m:oMath>
       </m:oMathPara>
-      <w:bookmarkEnd w:id="56"/>
+      <w:bookmarkEnd w:id="59"/>
     </w:p>
     <w:p>
       <w:pPr>
@@ -11989,7 +12312,7 @@
       <w:r>
         <w:t xml:space="preserve"> </w:t>
       </w:r>
-      <w:hyperlink r:id="rId57">
+      <w:hyperlink r:id="rId60">
         <w:r>
           <w:rPr>
             <w:rStyle w:val="Hyperlink"/>
@@ -12001,8 +12324,8 @@
         <w:t xml:space="preserve">.</w:t>
       </w:r>
     </w:p>
-    <w:bookmarkEnd w:id="58"/>
-    <w:bookmarkStart w:id="59" w:name="exm-euclidean-norm"/>
+    <w:bookmarkEnd w:id="61"/>
+    <w:bookmarkStart w:id="62" w:name="exm-euclidean-norm"/>
     <w:p>
       <w:pPr>
         <w:pStyle w:val="BodyText"/>
@@ -12012,7 +12335,7 @@
           <w:b/>
           <w:bCs/>
         </w:rPr>
-        <w:t xml:space="preserve">Example 10 (The length of a vector)</w:t>
+        <w:t xml:space="preserve">Example 11 (The length of a vector)</w:t>
       </w:r>
       <w:r>
         <w:t xml:space="preserve"> </w:t>
@@ -12300,8 +12623,8 @@
         <w:t xml:space="preserve">.</w:t>
       </w:r>
     </w:p>
-    <w:bookmarkEnd w:id="59"/>
-    <w:bookmarkStart w:id="60" w:name="def-unit-vector"/>
+    <w:bookmarkEnd w:id="62"/>
+    <w:bookmarkStart w:id="63" w:name="def-unit-vector"/>
     <w:p>
       <w:pPr>
         <w:pStyle w:val="BodyText"/>
@@ -12311,7 +12634,7 @@
           <w:b/>
           <w:bCs/>
         </w:rPr>
-        <w:t xml:space="preserve">Definition 15 (Unit vector)</w:t>
+        <w:t xml:space="preserve">Definition 17 (Unit vector)</w:t>
       </w:r>
       <w:r>
         <w:t xml:space="preserve"> </w:t>
@@ -12340,7 +12663,7 @@
           <w:rPr>
             <w:rStyle w:val="Hyperlink"/>
           </w:rPr>
-          <w:t xml:space="preserve">Definition 14</w:t>
+          <w:t xml:space="preserve">Definition 16</w:t>
         </w:r>
       </w:hyperlink>
       <w:r>
@@ -12377,8 +12700,8 @@
         <w:t xml:space="preserve">.</w:t>
       </w:r>
     </w:p>
-    <w:bookmarkEnd w:id="60"/>
-    <w:bookmarkStart w:id="61" w:name="exm-unit-vector"/>
+    <w:bookmarkEnd w:id="63"/>
+    <w:bookmarkStart w:id="64" w:name="exm-unit-vector"/>
     <w:p>
       <w:pPr>
         <w:pStyle w:val="BodyText"/>
@@ -12388,7 +12711,7 @@
           <w:b/>
           <w:bCs/>
         </w:rPr>
-        <w:t xml:space="preserve">Example 11 (A unit vector and a vector that is not one)</w:t>
+        <w:t xml:space="preserve">Example 12 (A unit vector and a vector that is not one)</w:t>
       </w:r>
       <w:r>
         <w:t xml:space="preserve"> </w:t>
@@ -12882,8 +13205,8 @@
         </m:oMath>
       </m:oMathPara>
     </w:p>
-    <w:bookmarkEnd w:id="61"/>
-    <w:bookmarkStart w:id="62" w:name="exr-euclidean-distance"/>
+    <w:bookmarkEnd w:id="64"/>
+    <w:bookmarkStart w:id="65" w:name="exr-euclidean-distance"/>
     <w:p>
       <w:pPr>
         <w:pStyle w:val="FirstParagraph"/>
@@ -13162,8 +13485,8 @@
         <w:t xml:space="preserve">instead?</w:t>
       </w:r>
     </w:p>
-    <w:bookmarkEnd w:id="62"/>
-    <w:bookmarkStart w:id="63" w:name="sol-euclidean-distance"/>
+    <w:bookmarkEnd w:id="65"/>
+    <w:bookmarkStart w:id="66" w:name="sol-euclidean-distance"/>
     <w:p>
       <w:pPr>
         <w:pStyle w:val="FirstParagraph"/>
@@ -13719,8 +14042,8 @@
         <w:t xml:space="preserve">Yes, the result is the same.</w:t>
       </w:r>
     </w:p>
-    <w:bookmarkEnd w:id="63"/>
-    <w:bookmarkStart w:id="65" w:name="def-euclidean-distance"/>
+    <w:bookmarkEnd w:id="66"/>
+    <w:bookmarkStart w:id="68" w:name="def-euclidean-distance"/>
     <w:p>
       <w:pPr>
         <w:pStyle w:val="FirstParagraph"/>
@@ -13730,7 +14053,7 @@
           <w:b/>
           <w:bCs/>
         </w:rPr>
-        <w:t xml:space="preserve">Definition 16 (Euclidean distance)</w:t>
+        <w:t xml:space="preserve">Definition 18 (Euclidean distance)</w:t>
       </w:r>
       <w:r>
         <w:t xml:space="preserve"> </w:t>
@@ -13832,7 +14155,7 @@
       <w:pPr>
         <w:pStyle w:val="BodyText"/>
       </w:pPr>
-      <w:bookmarkStart w:id="64" w:name="eq-euclidean-distance"/>
+      <w:bookmarkStart w:id="67" w:name="eq-euclidean-distance"/>
       <m:oMathPara>
         <m:oMathParaPr>
           <m:jc m:val="center"/>
@@ -14054,10 +14377,10 @@
           </m:r>
         </m:oMath>
       </m:oMathPara>
-      <w:bookmarkEnd w:id="64"/>
+      <w:bookmarkEnd w:id="67"/>
     </w:p>
-    <w:bookmarkEnd w:id="65"/>
-    <w:bookmarkStart w:id="66" w:name="rem-distance-from-origin"/>
+    <w:bookmarkEnd w:id="68"/>
+    <w:bookmarkStart w:id="69" w:name="rem-distance-from-origin"/>
     <w:p>
       <w:pPr>
         <w:pStyle w:val="FirstParagraph"/>
@@ -14426,15 +14749,15 @@
           <w:rPr>
             <w:rStyle w:val="Hyperlink"/>
           </w:rPr>
-          <w:t xml:space="preserve">Example 10</w:t>
+          <w:t xml:space="preserve">Example 11</w:t>
         </w:r>
       </w:hyperlink>
       <w:r>
         <w:t xml:space="preserve">.</w:t>
       </w:r>
     </w:p>
-    <w:bookmarkEnd w:id="66"/>
-    <w:bookmarkStart w:id="67" w:name="def-orthonormal-vectors"/>
+    <w:bookmarkEnd w:id="69"/>
+    <w:bookmarkStart w:id="70" w:name="def-orthonormal-vectors"/>
     <w:p>
       <w:pPr>
         <w:pStyle w:val="BodyText"/>
@@ -14444,7 +14767,7 @@
           <w:b/>
           <w:bCs/>
         </w:rPr>
-        <w:t xml:space="preserve">Definition 17 (Orthonormal vectors)</w:t>
+        <w:t xml:space="preserve">Definition 19 (Orthonormal vectors)</w:t>
       </w:r>
       <w:r>
         <w:t xml:space="preserve"> </w:t>
@@ -14583,7 +14906,7 @@
           <w:rPr>
             <w:rStyle w:val="Hyperlink"/>
           </w:rPr>
-          <w:t xml:space="preserve">Definition 13</w:t>
+          <w:t xml:space="preserve">Definition 15</w:t>
         </w:r>
       </w:hyperlink>
       <w:r>
@@ -14614,7 +14937,7 @@
           <w:rPr>
             <w:rStyle w:val="Hyperlink"/>
           </w:rPr>
-          <w:t xml:space="preserve">Definition 14</w:t>
+          <w:t xml:space="preserve">Definition 16</w:t>
         </w:r>
       </w:hyperlink>
       <w:r>
@@ -14783,8 +15106,8 @@
         </m:oMath>
       </m:oMathPara>
     </w:p>
-    <w:bookmarkEnd w:id="67"/>
-    <w:bookmarkStart w:id="68" w:name="exm-indicator-orthonormal"/>
+    <w:bookmarkEnd w:id="70"/>
+    <w:bookmarkStart w:id="71" w:name="exm-indicator-orthonormal"/>
     <w:p>
       <w:pPr>
         <w:pStyle w:val="FirstParagraph"/>
@@ -14794,7 +15117,7 @@
           <w:b/>
           <w:bCs/>
         </w:rPr>
-        <w:t xml:space="preserve">Example 12 (Indicator vectors are orthonormal)</w:t>
+        <w:t xml:space="preserve">Example 13 (Indicator vectors are orthonormal)</w:t>
       </w:r>
       <w:r>
         <w:t xml:space="preserve"> </w:t>
@@ -14899,7 +15222,7 @@
           <w:rPr>
             <w:rStyle w:val="Hyperlink"/>
           </w:rPr>
-          <w:t xml:space="preserve">Definition 12</w:t>
+          <w:t xml:space="preserve">Definition 14</w:t>
         </w:r>
       </w:hyperlink>
       <w:r>
@@ -15490,8 +15813,8 @@
         </m:oMath>
       </m:oMathPara>
     </w:p>
-    <w:bookmarkEnd w:id="68"/>
-    <w:bookmarkStart w:id="69" w:name="exm-not-orthonormal"/>
+    <w:bookmarkEnd w:id="71"/>
+    <w:bookmarkStart w:id="72" w:name="exm-not-orthonormal"/>
     <w:p>
       <w:pPr>
         <w:pStyle w:val="FirstParagraph"/>
@@ -15501,7 +15824,7 @@
           <w:b/>
           <w:bCs/>
         </w:rPr>
-        <w:t xml:space="preserve">Example 13 (Two ways to fail to be orthonormal)</w:t>
+        <w:t xml:space="preserve">Example 14 (Two ways to fail to be orthonormal)</w:t>
       </w:r>
       <w:r>
         <w:t xml:space="preserve"> </w:t>
@@ -16099,8 +16422,8 @@
         <w:t xml:space="preserve">.</w:t>
       </w:r>
     </w:p>
-    <w:bookmarkEnd w:id="69"/>
-    <w:bookmarkStart w:id="70" w:name="exr-inner-product"/>
+    <w:bookmarkEnd w:id="72"/>
+    <w:bookmarkStart w:id="73" w:name="exr-inner-product"/>
     <w:p>
       <w:pPr>
         <w:pStyle w:val="FirstParagraph"/>
@@ -16368,8 +16691,8 @@
         <w:t xml:space="preserve">.</w:t>
       </w:r>
     </w:p>
-    <w:bookmarkEnd w:id="70"/>
-    <w:bookmarkStart w:id="71" w:name="sol-inner-product"/>
+    <w:bookmarkEnd w:id="73"/>
+    <w:bookmarkStart w:id="74" w:name="sol-inner-product"/>
     <w:p>
       <w:pPr>
         <w:pStyle w:val="BodyText"/>
@@ -17456,7 +17779,7 @@
         <w:t xml:space="preserve">.</w:t>
       </w:r>
     </w:p>
-    <w:bookmarkEnd w:id="71"/>
+    <w:bookmarkEnd w:id="74"/>
     <w:tbl>
       <w:tblPr>
         <w:tblStyle w:val="Table"/>
@@ -17498,18 +17821,18 @@
                 <wp:inline>
                   <wp:extent cx="152400" cy="152400"/>
                   <wp:effectExtent b="0" l="0" r="0" t="0"/>
-                  <wp:docPr descr="" title="" id="73" name="Picture"/>
+                  <wp:docPr descr="" title="" id="76" name="Picture"/>
                   <a:graphic>
                     <a:graphicData uri="http://schemas.openxmlformats.org/drawingml/2006/picture">
                       <pic:pic>
                         <pic:nvPicPr>
-                          <pic:cNvPr descr="/opt/quarto/share/formats/docx/tip.png" id="74" name="Picture"/>
+                          <pic:cNvPr descr="/opt/quarto/share/formats/docx/tip.png" id="77" name="Picture"/>
                           <pic:cNvPicPr>
                             <a:picLocks noChangeArrowheads="1" noChangeAspect="1"/>
                           </pic:cNvPicPr>
                         </pic:nvPicPr>
                         <pic:blipFill>
-                          <a:blip r:embed="rId72"/>
+                          <a:blip r:embed="rId75"/>
                           <a:stretch>
                             <a:fillRect/>
                           </a:stretch>
@@ -17571,7 +17894,7 @@
             <w:r>
               <w:t xml:space="preserve"> </w:t>
             </w:r>
-            <w:hyperlink r:id="rId75">
+            <w:hyperlink r:id="rId78">
               <w:r>
                 <w:rPr>
                   <w:rStyle w:val="Hyperlink"/>
@@ -17597,7 +17920,7 @@
             <w:r>
               <w:t xml:space="preserve">and goes on to hyperplanes (</w:t>
             </w:r>
-            <w:hyperlink r:id="rId76">
+            <w:hyperlink r:id="rId79">
               <w:r>
                 <w:rPr>
                   <w:rStyle w:val="Hyperlink"/>
@@ -17617,7 +17940,7 @@
             <w:r>
               <w:t xml:space="preserve"> </w:t>
             </w:r>
-            <w:hyperlink r:id="rId77">
+            <w:hyperlink r:id="rId80">
               <w:r>
                 <w:rPr>
                   <w:rStyle w:val="Hyperlink"/>
@@ -17643,7 +17966,7 @@
             <w:r>
               <w:t xml:space="preserve"> </w:t>
             </w:r>
-            <w:hyperlink r:id="rId78">
+            <w:hyperlink r:id="rId81">
               <w:r>
                 <w:rPr>
                   <w:rStyle w:val="Hyperlink"/>
@@ -17659,8 +17982,8 @@
         </w:tc>
       </w:tr>
     </w:tbl>
-    <w:bookmarkStart w:id="87" w:name="refs"/>
-    <w:bookmarkStart w:id="80" w:name="ref-dobson4e"/>
+    <w:bookmarkStart w:id="90" w:name="refs"/>
+    <w:bookmarkStart w:id="83" w:name="ref-dobson4e"/>
     <w:p>
       <w:pPr>
         <w:pStyle w:val="Bibliography"/>
@@ -17684,7 +18007,7 @@
       <w:r>
         <w:t xml:space="preserve"> </w:t>
       </w:r>
-      <w:hyperlink r:id="rId79">
+      <w:hyperlink r:id="rId82">
         <w:r>
           <w:rPr>
             <w:rStyle w:val="Hyperlink"/>
@@ -17696,8 +18019,8 @@
         <w:t xml:space="preserve">.</w:t>
       </w:r>
     </w:p>
-    <w:bookmarkEnd w:id="80"/>
-    <w:bookmarkStart w:id="82" w:name="ref-goodfellow2016deep"/>
+    <w:bookmarkEnd w:id="83"/>
+    <w:bookmarkStart w:id="85" w:name="ref-goodfellow2016deep"/>
     <w:p>
       <w:pPr>
         <w:pStyle w:val="Bibliography"/>
@@ -17721,7 +18044,7 @@
       <w:r>
         <w:t xml:space="preserve"> </w:t>
       </w:r>
-      <w:hyperlink r:id="rId81">
+      <w:hyperlink r:id="rId84">
         <w:r>
           <w:rPr>
             <w:rStyle w:val="Hyperlink"/>
@@ -17733,8 +18056,8 @@
         <w:t xml:space="preserve">.</w:t>
       </w:r>
     </w:p>
-    <w:bookmarkEnd w:id="82"/>
-    <w:bookmarkStart w:id="84" w:name="ref-hutchinson_wwu_ml_videos"/>
+    <w:bookmarkEnd w:id="85"/>
+    <w:bookmarkStart w:id="87" w:name="ref-hutchinson_wwu_ml_videos"/>
     <w:p>
       <w:pPr>
         <w:pStyle w:val="Bibliography"/>
@@ -17800,7 +18123,7 @@
       <w:r>
         <w:t xml:space="preserve"> </w:t>
       </w:r>
-      <w:hyperlink r:id="rId83">
+      <w:hyperlink r:id="rId86">
         <w:r>
           <w:rPr>
             <w:rStyle w:val="Hyperlink"/>
@@ -17812,8 +18135,8 @@
         <w:t xml:space="preserve">.</w:t>
       </w:r>
     </w:p>
-    <w:bookmarkEnd w:id="84"/>
-    <w:bookmarkStart w:id="86" w:name="ref-mosaiccalc"/>
+    <w:bookmarkEnd w:id="87"/>
+    <w:bookmarkStart w:id="89" w:name="ref-mosaiccalc"/>
     <w:p>
       <w:pPr>
         <w:pStyle w:val="Bibliography"/>
@@ -17837,7 +18160,7 @@
       <w:r>
         <w:t xml:space="preserve"> </w:t>
       </w:r>
-      <w:hyperlink r:id="rId85">
+      <w:hyperlink r:id="rId88">
         <w:r>
           <w:rPr>
             <w:rStyle w:val="Hyperlink"/>
@@ -17849,10 +18172,10 @@
         <w:t xml:space="preserve">.</w:t>
       </w:r>
     </w:p>
-    <w:bookmarkEnd w:id="86"/>
-    <w:bookmarkEnd w:id="87"/>
-    <w:bookmarkEnd w:id="88"/>
     <w:bookmarkEnd w:id="89"/>
+    <w:bookmarkEnd w:id="90"/>
+    <w:bookmarkEnd w:id="91"/>
+    <w:bookmarkEnd w:id="92"/>
     <w:sectPr>
       <w:footnotePr>
         <w:numRestart w:val="eachSect"/>
